--- a/docs/AgeCMS-что-изменилось.docx
+++ b/docs/AgeCMS-что-изменилось.docx
@@ -69,7 +69,7 @@
         <w:rPr>
           <w:rFonts w:ascii="Arial" w:cs="Arial" w:eastAsia="Arial" w:hAnsi="Arial"/>
         </w:rPr>
-        <w:t xml:space="preserve">Здесь собрано только то, что добавлено и изменено после ваших ответов на шесть вопросов и двух замечаний по скриншотам («Настройки», «Система») и по установке (cron, адрес страницы). Всё остальное осталось как в основном отчёте. Те же изменения вписаны и в основной отчёт, но искать их там не нужно: достаточно этого файла. В конце десять вопросов, к каждому есть моё предложение.</w:t>
+        <w:t xml:space="preserve">Здесь собрано только то, что добавлено и изменено после ваших ответов на шесть вопросов и двух замечаний по скриншотам («Настройки», «Система») и по установке (cron, адрес страницы). Всё остальное осталось как в основном отчёте. Те же изменения вписаны и в основной отчёт, но искать их там не нужно: достаточно этого файла. В конце девять вопросов, к каждому есть моё предложение.</w:t>
       </w:r>
     </w:p>
     <w:tbl>
@@ -831,7 +831,7 @@
                 <w:sz w:val="19"/>
                 <w:szCs w:val="19"/>
               </w:rPr>
-              <w:t xml:space="preserve">Адрес страницы из заголовка</w:t>
+              <w:t xml:space="preserve">Адрес страницы из заголовка и его смена с редиректом</w:t>
             </w:r>
           </w:p>
         </w:tc>
@@ -863,7 +863,7 @@
                 <w:sz w:val="19"/>
                 <w:szCs w:val="19"/>
               </w:rPr>
-              <w:t xml:space="preserve">Slug автоматом из названия</w:t>
+              <w:t xml:space="preserve">Slug автоматом из названия; смена адреса: да, нужно</w:t>
             </w:r>
           </w:p>
         </w:tc>
@@ -2907,7 +2907,7 @@
         <w:rPr>
           <w:rFonts w:ascii="Arial" w:cs="Arial" w:eastAsia="Arial" w:hAnsi="Arial"/>
         </w:rPr>
-        <w:t xml:space="preserve">7. Адрес страницы из заголовка</w:t>
+        <w:t xml:space="preserve">7. Адрес страницы: из заголовка и смена</w:t>
       </w:r>
     </w:p>
     <w:p>
@@ -3101,6 +3101,313 @@
     </w:p>
     <w:p>
       <w:pPr>
+        <w:pStyle w:val="Heading2"/>
+        <w:keepNext/>
+      </w:pPr>
+      <w:r>
+        <w:rPr>
+          <w:rFonts w:ascii="Arial" w:cs="Arial" w:eastAsia="Arial" w:hAnsi="Arial"/>
+        </w:rPr>
+        <w:t xml:space="preserve">Смена адреса у созданной страницы</w:t>
+      </w:r>
+    </w:p>
+    <w:p>
+      <w:pPr>
+        <w:spacing w:after="120" w:line="300"/>
+      </w:pPr>
+      <w:r>
+        <w:rPr>
+          <w:rFonts w:ascii="Arial" w:cs="Arial" w:eastAsia="Arial" w:hAnsi="Arial"/>
+        </w:rPr>
+        <w:t xml:space="preserve">Это ваш ответ «да, нужно» на вопрос о смене адреса. В редакторе страницы над блоками появилась сворачиваемая панель </w:t>
+      </w:r>
+      <w:r>
+        <w:rPr>
+          <w:rFonts w:ascii="Arial" w:cs="Arial" w:eastAsia="Arial" w:hAnsi="Arial"/>
+          <w:b/>
+          <w:bCs/>
+        </w:rPr>
+        <w:t xml:space="preserve">«Изменить адрес страницы»</w:t>
+      </w:r>
+      <w:r>
+        <w:rPr>
+          <w:rFonts w:ascii="Arial" w:cs="Arial" w:eastAsia="Arial" w:hAnsi="Arial"/>
+        </w:rPr>
+        <w:t xml:space="preserve">. Вы вводите новый адрес и нажимаете «Изменить адрес».</w:t>
+      </w:r>
+    </w:p>
+    <w:p>
+      <w:pPr>
+        <w:pStyle w:val="ListParagraph"/>
+        <w:numPr>
+          <w:ilvl w:val="0"/>
+          <w:numId w:val="2"/>
+        </w:numPr>
+        <w:spacing w:after="60" w:line="290"/>
+      </w:pPr>
+      <w:r>
+        <w:rPr>
+          <w:rFonts w:ascii="Arial" w:cs="Arial" w:eastAsia="Arial" w:hAnsi="Arial"/>
+          <w:b/>
+          <w:bCs/>
+        </w:rPr>
+        <w:t xml:space="preserve">Со старого адреса остаётся постоянный редирект (301).</w:t>
+      </w:r>
+      <w:r>
+        <w:rPr>
+          <w:rFonts w:ascii="Arial" w:cs="Arial" w:eastAsia="Arial" w:hAnsi="Arial"/>
+        </w:rPr>
+        <w:t xml:space="preserve"> Посетитель и поисковик, пришедшие по старой ссылке, попадают на новый адрес, ссылки в текстах, в соцсетях и в поиске не ломаются. Параметры ссылки (например метки utm) сохраняются.</w:t>
+      </w:r>
+    </w:p>
+    <w:p>
+      <w:pPr>
+        <w:pStyle w:val="ListParagraph"/>
+        <w:numPr>
+          <w:ilvl w:val="0"/>
+          <w:numId w:val="2"/>
+        </w:numPr>
+        <w:spacing w:after="60" w:line="290"/>
+      </w:pPr>
+      <w:r>
+        <w:rPr>
+          <w:rFonts w:ascii="Arial" w:cs="Arial" w:eastAsia="Arial" w:hAnsi="Arial"/>
+          <w:b/>
+          <w:bCs/>
+        </w:rPr>
+        <w:t xml:space="preserve">Пункты меню обновляются сами</w:t>
+      </w:r>
+      <w:r>
+        <w:rPr>
+          <w:rFonts w:ascii="Arial" w:cs="Arial" w:eastAsia="Arial" w:hAnsi="Arial"/>
+        </w:rPr>
+        <w:t xml:space="preserve">, если вели на старый адрес. Если адрес менялся несколько раз, все старые адреса ведут сразу на последний, без цепочек. Вернуть прежний адрес тоже можно.</w:t>
+      </w:r>
+    </w:p>
+    <w:p>
+      <w:pPr>
+        <w:pStyle w:val="ListParagraph"/>
+        <w:numPr>
+          <w:ilvl w:val="0"/>
+          <w:numId w:val="2"/>
+        </w:numPr>
+        <w:spacing w:after="60" w:line="290"/>
+      </w:pPr>
+      <w:r>
+        <w:rPr>
+          <w:rFonts w:ascii="Arial" w:cs="Arial" w:eastAsia="Arial" w:hAnsi="Arial"/>
+          <w:b/>
+          <w:bCs/>
+        </w:rPr>
+        <w:t xml:space="preserve">Дочерние страницы</w:t>
+      </w:r>
+      <w:r>
+        <w:rPr>
+          <w:rFonts w:ascii="Arial" w:cs="Arial" w:eastAsia="Arial" w:hAnsi="Arial"/>
+        </w:rPr>
+        <w:t xml:space="preserve"> сохраняют свои адреса и остаются вложенными в эту страницу.</w:t>
+      </w:r>
+    </w:p>
+    <w:p>
+      <w:pPr>
+        <w:pStyle w:val="ListParagraph"/>
+        <w:numPr>
+          <w:ilvl w:val="0"/>
+          <w:numId w:val="2"/>
+        </w:numPr>
+        <w:spacing w:after="60" w:line="290"/>
+      </w:pPr>
+      <w:r>
+        <w:rPr>
+          <w:rFonts w:ascii="Arial" w:cs="Arial" w:eastAsia="Arial" w:hAnsi="Arial"/>
+          <w:b/>
+          <w:bCs/>
+        </w:rPr>
+        <w:t xml:space="preserve">История не теряется:</w:t>
+      </w:r>
+      <w:r>
+        <w:rPr>
+          <w:rFonts w:ascii="Arial" w:cs="Arial" w:eastAsia="Arial" w:hAnsi="Arial"/>
+        </w:rPr>
+        <w:t xml:space="preserve"> до переноса она остаётся на старом адресе, после переноса продолжается на новом, обе записи видны. Журнал изменений проверяется как раньше. Восстановить или откатить страницу по старому адресу нельзя, пока она живёт на новом.</w:t>
+      </w:r>
+    </w:p>
+    <w:p>
+      <w:pPr>
+        <w:pStyle w:val="ListParagraph"/>
+        <w:numPr>
+          <w:ilvl w:val="0"/>
+          <w:numId w:val="2"/>
+        </w:numPr>
+        <w:spacing w:after="60" w:line="290"/>
+      </w:pPr>
+      <w:r>
+        <w:rPr>
+          <w:rFonts w:ascii="Arial" w:cs="Arial" w:eastAsia="Arial" w:hAnsi="Arial"/>
+        </w:rPr>
+        <w:t xml:space="preserve">Занять адрес удалённой страницы нельзя: он зарезервирован, чтобы её можно было вернуть из корзины. Главная страница адрес не меняет.</w:t>
+      </w:r>
+    </w:p>
+    <w:p>
+      <w:pPr>
+        <w:pStyle w:val="ListParagraph"/>
+        <w:numPr>
+          <w:ilvl w:val="0"/>
+          <w:numId w:val="2"/>
+        </w:numPr>
+        <w:spacing w:after="60" w:line="290"/>
+      </w:pPr>
+      <w:r>
+        <w:rPr>
+          <w:rFonts w:ascii="Arial" w:cs="Arial" w:eastAsia="Arial" w:hAnsi="Arial"/>
+        </w:rPr>
+        <w:t xml:space="preserve">Из сайта убирается и устаревшая копия старого адреса в кэше, поэтому веб-сервер не отдаёт старую страницу вместо перехода. Смена адреса доступна и ИИ-агенту (</w:t>
+      </w:r>
+      <w:r>
+        <w:rPr>
+          <w:rFonts w:ascii="Courier New" w:cs="Courier New" w:eastAsia="Courier New" w:hAnsi="Courier New"/>
+          <w:sz w:val="20"/>
+          <w:szCs w:val="20"/>
+        </w:rPr>
+        <w:t xml:space="preserve">rename_page</w:t>
+      </w:r>
+      <w:r>
+        <w:rPr>
+          <w:rFonts w:ascii="Arial" w:cs="Arial" w:eastAsia="Arial" w:hAnsi="Arial"/>
+        </w:rPr>
+        <w:t xml:space="preserve">).</w:t>
+      </w:r>
+    </w:p>
+    <w:p>
+      <w:pPr>
+        <w:keepNext/>
+        <w:spacing w:after="60" w:before="120"/>
+        <w:jc w:val="center"/>
+      </w:pPr>
+      <w:r>
+        <w:drawing>
+          <wp:inline distT="0" distB="0" distL="0" distR="0">
+            <wp:extent cx="4953000" cy="1895475"/>
+            <wp:effectExtent t="0" r="0" b="0" l="0"/>
+            <wp:docPr id="13" name="54-rename-form" descr="Редактор страницы: панель «Изменить адрес страницы»" title="Редактор страницы: панель «Изменить адрес страницы»"/>
+            <wp:cNvGraphicFramePr>
+              <a:graphicFrameLocks xmlns:a="http://schemas.openxmlformats.org/drawingml/2006/main" noChangeAspect="1"/>
+            </wp:cNvGraphicFramePr>
+            <a:graphic xmlns:a="http://schemas.openxmlformats.org/drawingml/2006/main">
+              <a:graphicData uri="http://schemas.openxmlformats.org/drawingml/2006/picture">
+                <pic:pic xmlns:pic="http://schemas.openxmlformats.org/drawingml/2006/picture">
+                  <pic:nvPicPr>
+                    <pic:cNvPr id="0" name="" descr=""/>
+                    <pic:cNvPicPr>
+                      <a:picLocks noChangeAspect="1" noChangeArrowheads="1"/>
+                    </pic:cNvPicPr>
+                  </pic:nvPicPr>
+                  <pic:blipFill>
+                    <a:blip r:embed="rId20" cstate="none"/>
+                    <a:srcRect/>
+                    <a:stretch>
+                      <a:fillRect/>
+                    </a:stretch>
+                  </pic:blipFill>
+                  <pic:spPr bwMode="auto">
+                    <a:xfrm>
+                      <a:off x="0" y="0"/>
+                      <a:ext cx="4953000" cy="1895475"/>
+                    </a:xfrm>
+                    <a:prstGeom prst="rect">
+                      <a:avLst/>
+                    </a:prstGeom>
+                  </pic:spPr>
+                </pic:pic>
+              </a:graphicData>
+            </a:graphic>
+          </wp:inline>
+        </w:drawing>
+      </w:r>
+    </w:p>
+    <w:p>
+      <w:pPr>
+        <w:spacing w:after="200"/>
+        <w:jc w:val="center"/>
+      </w:pPr>
+      <w:r>
+        <w:rPr>
+          <w:rFonts w:ascii="Arial" w:cs="Arial" w:eastAsia="Arial" w:hAnsi="Arial"/>
+          <w:i/>
+          <w:iCs/>
+          <w:color w:val="555555"/>
+          <w:sz w:val="18"/>
+          <w:szCs w:val="18"/>
+        </w:rPr>
+        <w:t xml:space="preserve">Рисунок 13. Редактор страницы: панель «Изменить адрес страницы»</w:t>
+      </w:r>
+    </w:p>
+    <w:p>
+      <w:pPr>
+        <w:keepNext/>
+        <w:spacing w:after="60" w:before="120"/>
+        <w:jc w:val="center"/>
+      </w:pPr>
+      <w:r>
+        <w:drawing>
+          <wp:inline distT="0" distB="0" distL="0" distR="0">
+            <wp:extent cx="4953000" cy="1895475"/>
+            <wp:effectExtent t="0" r="0" b="0" l="0"/>
+            <wp:docPr id="14" name="55-rename-done" descr="После смены адреса: сообщение о редиректе со старого адреса" title="После смены адреса: сообщение о редиректе со старого адреса"/>
+            <wp:cNvGraphicFramePr>
+              <a:graphicFrameLocks xmlns:a="http://schemas.openxmlformats.org/drawingml/2006/main" noChangeAspect="1"/>
+            </wp:cNvGraphicFramePr>
+            <a:graphic xmlns:a="http://schemas.openxmlformats.org/drawingml/2006/main">
+              <a:graphicData uri="http://schemas.openxmlformats.org/drawingml/2006/picture">
+                <pic:pic xmlns:pic="http://schemas.openxmlformats.org/drawingml/2006/picture">
+                  <pic:nvPicPr>
+                    <pic:cNvPr id="0" name="" descr=""/>
+                    <pic:cNvPicPr>
+                      <a:picLocks noChangeAspect="1" noChangeArrowheads="1"/>
+                    </pic:cNvPicPr>
+                  </pic:nvPicPr>
+                  <pic:blipFill>
+                    <a:blip r:embed="rId21" cstate="none"/>
+                    <a:srcRect/>
+                    <a:stretch>
+                      <a:fillRect/>
+                    </a:stretch>
+                  </pic:blipFill>
+                  <pic:spPr bwMode="auto">
+                    <a:xfrm>
+                      <a:off x="0" y="0"/>
+                      <a:ext cx="4953000" cy="1895475"/>
+                    </a:xfrm>
+                    <a:prstGeom prst="rect">
+                      <a:avLst/>
+                    </a:prstGeom>
+                  </pic:spPr>
+                </pic:pic>
+              </a:graphicData>
+            </a:graphic>
+          </wp:inline>
+        </w:drawing>
+      </w:r>
+    </w:p>
+    <w:p>
+      <w:pPr>
+        <w:spacing w:after="200"/>
+        <w:jc w:val="center"/>
+      </w:pPr>
+      <w:r>
+        <w:rPr>
+          <w:rFonts w:ascii="Arial" w:cs="Arial" w:eastAsia="Arial" w:hAnsi="Arial"/>
+          <w:i/>
+          <w:iCs/>
+          <w:color w:val="555555"/>
+          <w:sz w:val="18"/>
+          <w:szCs w:val="18"/>
+        </w:rPr>
+        <w:t xml:space="preserve">Рисунок 14. После смены адреса: сообщение о редиректе со старого адреса</w:t>
+      </w:r>
+    </w:p>
+    <w:p>
+      <w:pPr>
         <w:pStyle w:val="Heading1"/>
         <w:keepNext/>
       </w:pPr>
@@ -3262,7 +3569,7 @@
                 <w:sz w:val="19"/>
                 <w:szCs w:val="19"/>
               </w:rPr>
-              <w:t xml:space="preserve">120 тестов зелёные на Mac (PHP 8.5) и на тестовом сервере (PHP 8.3). Среди них: корзина и роли, письма на поддельный SMTP, самовыдача токена (правильный и неверный пароль, роль выше разрешённой, занятое имя, отзыв, выключение, блокировка), обновление кэша при сохранении без cron, адрес из заголовка, обновление базы существующего сайта до новой схемы.</w:t>
+              <w:t xml:space="preserve">124 теста зелёные на Mac (PHP 8.5) и на тестовом сервере (PHP 8.3). Среди них: корзина и роли, письма на поддельный SMTP, самовыдача токена (правильный и неверный пароль, роль выше разрешённой, занятое имя, отзыв, выключение, блокировка), обновление кэша при сохранении без cron, адрес из заголовка и его смена с редиректом, обновление базы существующего сайта до новой схемы.</w:t>
             </w:r>
           </w:p>
         </w:tc>
@@ -4302,17 +4609,17 @@
                 <w:sz w:val="19"/>
                 <w:szCs w:val="19"/>
               </w:rPr>
-              <w:t xml:space="preserve">Смена адреса у созданной страницы.</w:t>
-            </w:r>
-            <w:r>
-              <w:rPr>
-                <w:rFonts w:ascii="Arial" w:cs="Arial" w:eastAsia="Arial" w:hAnsi="Arial"/>
-                <w:b w:val="false"/>
-                <w:bCs w:val="false"/>
-                <w:sz w:val="19"/>
-                <w:szCs w:val="19"/>
-              </w:rPr>
-              <w:t xml:space="preserve"> Сейчас адрес задаётся при создании и потом не меняется. Нужна ли смена с автоматическим переходом (301) со старого адреса?</w:t>
+              <w:t xml:space="preserve">Транслитерация.</w:t>
+            </w:r>
+            <w:r>
+              <w:rPr>
+                <w:rFonts w:ascii="Arial" w:cs="Arial" w:eastAsia="Arial" w:hAnsi="Arial"/>
+                <w:b w:val="false"/>
+                <w:bCs w:val="false"/>
+                <w:sz w:val="19"/>
+                <w:szCs w:val="19"/>
+              </w:rPr>
+              <w:t xml:space="preserve"> Сейчас по общему правилу (х как kh, ц как ts, щ как shch, ё как e). Нужен ли вариант Яндекса (х как h, ц как c)?</w:t>
             </w:r>
           </w:p>
         </w:tc>
@@ -4344,7 +4651,7 @@
                 <w:sz w:val="19"/>
                 <w:szCs w:val="19"/>
               </w:rPr>
-              <w:t xml:space="preserve">Сделать, потому что без редиректа меняются ссылки и страдает поиск.</w:t>
+              <w:t xml:space="preserve">Оставить как есть.</w:t>
             </w:r>
           </w:p>
         </w:tc>
@@ -4413,17 +4720,17 @@
                 <w:sz w:val="19"/>
                 <w:szCs w:val="19"/>
               </w:rPr>
-              <w:t xml:space="preserve">Транслитерация.</w:t>
-            </w:r>
-            <w:r>
-              <w:rPr>
-                <w:rFonts w:ascii="Arial" w:cs="Arial" w:eastAsia="Arial" w:hAnsi="Arial"/>
-                <w:b w:val="false"/>
-                <w:bCs w:val="false"/>
-                <w:sz w:val="19"/>
-                <w:szCs w:val="19"/>
-              </w:rPr>
-              <w:t xml:space="preserve"> Сейчас по общему правилу (х как kh, ц как ts, щ как shch, ё как e). Нужен ли вариант Яндекса (х как h, ц как c)?</w:t>
+              <w:t xml:space="preserve">Хостинг, где поставите первым.</w:t>
+            </w:r>
+            <w:r>
+              <w:rPr>
+                <w:rFonts w:ascii="Arial" w:cs="Arial" w:eastAsia="Arial" w:hAnsi="Arial"/>
+                <w:b w:val="false"/>
+                <w:bCs w:val="false"/>
+                <w:sz w:val="19"/>
+                <w:szCs w:val="19"/>
+              </w:rPr>
+              <w:t xml:space="preserve"> Какая версия PHP, есть ли SSH, общий хостинг или VPS? Мы проверим установку именно на таком.</w:t>
             </w:r>
           </w:p>
         </w:tc>
@@ -4455,7 +4762,7 @@
                 <w:sz w:val="19"/>
                 <w:szCs w:val="19"/>
               </w:rPr>
-              <w:t xml:space="preserve">Оставить как есть.</w:t>
+              <w:t xml:space="preserve">Прислать версию PHP и тип хостинга, я прогоню тесты на ней.</w:t>
             </w:r>
           </w:p>
         </w:tc>
@@ -4524,17 +4831,17 @@
                 <w:sz w:val="19"/>
                 <w:szCs w:val="19"/>
               </w:rPr>
-              <w:t xml:space="preserve">Хостинг, где поставите первым.</w:t>
-            </w:r>
-            <w:r>
-              <w:rPr>
-                <w:rFonts w:ascii="Arial" w:cs="Arial" w:eastAsia="Arial" w:hAnsi="Arial"/>
-                <w:b w:val="false"/>
-                <w:bCs w:val="false"/>
-                <w:sz w:val="19"/>
-                <w:szCs w:val="19"/>
-              </w:rPr>
-              <w:t xml:space="preserve"> Какая версия PHP, есть ли SSH, общий хостинг или VPS? Мы проверим установку именно на таком.</w:t>
+              <w:t xml:space="preserve">Что делать следующим.</w:t>
+            </w:r>
+            <w:r>
+              <w:rPr>
+                <w:rFonts w:ascii="Arial" w:cs="Arial" w:eastAsia="Arial" w:hAnsi="Arial"/>
+                <w:b w:val="false"/>
+                <w:bCs w:val="false"/>
+                <w:sz w:val="19"/>
+                <w:szCs w:val="19"/>
+              </w:rPr>
+              <w:t xml:space="preserve"> Варианты: перенос сайтов с WordPress и Tilda в один шаг, подмена блоков по контексту посетителя (регион, устройство), архивация журнала, потоковые ответы.</w:t>
             </w:r>
           </w:p>
         </w:tc>
@@ -4566,7 +4873,7 @@
                 <w:sz w:val="19"/>
                 <w:szCs w:val="19"/>
               </w:rPr>
-              <w:t xml:space="preserve">Прислать версию PHP и тип хостинга, я прогоню тесты на ней.</w:t>
+              <w:t xml:space="preserve">Сначала перенос с WordPress и Tilda: даёт быстрый вход новым сайтам.</w:t>
             </w:r>
           </w:p>
         </w:tc>
@@ -4604,117 +4911,6 @@
                 <w:szCs w:val="19"/>
               </w:rPr>
               <w:t xml:space="preserve">9</w:t>
-            </w:r>
-          </w:p>
-        </w:tc>
-        <w:tc>
-          <w:tcPr>
-            <w:tcW w:type="dxa" w:w="5000"/>
-            <w:tcBorders>
-              <w:top w:val="single" w:color="C8C8CE" w:sz="4"/>
-              <w:left w:val="single" w:color="C8C8CE" w:sz="4"/>
-              <w:bottom w:val="single" w:color="C8C8CE" w:sz="4"/>
-              <w:right w:val="single" w:color="C8C8CE" w:sz="4"/>
-            </w:tcBorders>
-            <w:tcMar>
-              <w:top w:type="dxa" w:w="70"/>
-              <w:left w:type="dxa" w:w="110"/>
-              <w:bottom w:type="dxa" w:w="70"/>
-              <w:right w:type="dxa" w:w="110"/>
-            </w:tcMar>
-          </w:tcPr>
-          <w:p>
-            <w:pPr>
-              <w:spacing w:after="20"/>
-            </w:pPr>
-            <w:r>
-              <w:rPr>
-                <w:rFonts w:ascii="Arial" w:cs="Arial" w:eastAsia="Arial" w:hAnsi="Arial"/>
-                <w:b w:val="false"/>
-                <w:bCs w:val="false"/>
-                <w:sz w:val="19"/>
-                <w:szCs w:val="19"/>
-              </w:rPr>
-              <w:t xml:space="preserve">Что делать следующим.</w:t>
-            </w:r>
-            <w:r>
-              <w:rPr>
-                <w:rFonts w:ascii="Arial" w:cs="Arial" w:eastAsia="Arial" w:hAnsi="Arial"/>
-                <w:b w:val="false"/>
-                <w:bCs w:val="false"/>
-                <w:sz w:val="19"/>
-                <w:szCs w:val="19"/>
-              </w:rPr>
-              <w:t xml:space="preserve"> Варианты: перенос сайтов с WordPress и Tilda в один шаг, подмена блоков по контексту посетителя (регион, устройство), архивация журнала, потоковые ответы.</w:t>
-            </w:r>
-          </w:p>
-        </w:tc>
-        <w:tc>
-          <w:tcPr>
-            <w:tcW w:type="dxa" w:w="4138"/>
-            <w:tcBorders>
-              <w:top w:val="single" w:color="C8C8CE" w:sz="4"/>
-              <w:left w:val="single" w:color="C8C8CE" w:sz="4"/>
-              <w:bottom w:val="single" w:color="C8C8CE" w:sz="4"/>
-              <w:right w:val="single" w:color="C8C8CE" w:sz="4"/>
-            </w:tcBorders>
-            <w:tcMar>
-              <w:top w:type="dxa" w:w="70"/>
-              <w:left w:type="dxa" w:w="110"/>
-              <w:bottom w:type="dxa" w:w="70"/>
-              <w:right w:type="dxa" w:w="110"/>
-            </w:tcMar>
-          </w:tcPr>
-          <w:p>
-            <w:pPr>
-              <w:spacing w:after="20"/>
-            </w:pPr>
-            <w:r>
-              <w:rPr>
-                <w:rFonts w:ascii="Arial" w:cs="Arial" w:eastAsia="Arial" w:hAnsi="Arial"/>
-                <w:b w:val="false"/>
-                <w:bCs w:val="false"/>
-                <w:sz w:val="19"/>
-                <w:szCs w:val="19"/>
-              </w:rPr>
-              <w:t xml:space="preserve">Сначала перенос с WordPress и Tilda: даёт быстрый вход новым сайтам.</w:t>
-            </w:r>
-          </w:p>
-        </w:tc>
-      </w:tr>
-      <w:tr>
-        <w:trPr>
-          <w:cantSplit/>
-        </w:trPr>
-        <w:tc>
-          <w:tcPr>
-            <w:tcW w:type="dxa" w:w="500"/>
-            <w:tcBorders>
-              <w:top w:val="single" w:color="C8C8CE" w:sz="4"/>
-              <w:left w:val="single" w:color="C8C8CE" w:sz="4"/>
-              <w:bottom w:val="single" w:color="C8C8CE" w:sz="4"/>
-              <w:right w:val="single" w:color="C8C8CE" w:sz="4"/>
-            </w:tcBorders>
-            <w:tcMar>
-              <w:top w:type="dxa" w:w="70"/>
-              <w:left w:type="dxa" w:w="110"/>
-              <w:bottom w:type="dxa" w:w="70"/>
-              <w:right w:type="dxa" w:w="110"/>
-            </w:tcMar>
-          </w:tcPr>
-          <w:p>
-            <w:pPr>
-              <w:spacing w:after="20"/>
-            </w:pPr>
-            <w:r>
-              <w:rPr>
-                <w:rFonts w:ascii="Arial" w:cs="Arial" w:eastAsia="Arial" w:hAnsi="Arial"/>
-                <w:b w:val="false"/>
-                <w:bCs w:val="false"/>
-                <w:sz w:val="19"/>
-                <w:szCs w:val="19"/>
-              </w:rPr>
-              <w:t xml:space="preserve">10</w:t>
             </w:r>
           </w:p>
         </w:tc>
